--- a/Master Folder/Master BA Timlak RO Konsultan/02. Memorandum BA Reviu Persiapan Pengadaan.docx
+++ b/Master Folder/Master BA Timlak RO Konsultan/02. Memorandum BA Reviu Persiapan Pengadaan.docx
@@ -1,6 +1,6 @@
 
 <file path=word/document.xml><?xml version="1.0" encoding="utf-8"?>
-<w:document xmlns:wpc="http://schemas.microsoft.com/office/word/2010/wordprocessingCanvas" xmlns:cx="http://schemas.microsoft.com/office/drawing/2014/chartex" xmlns:cx1="http://schemas.microsoft.com/office/drawing/2015/9/8/chartex" xmlns:cx2="http://schemas.microsoft.com/office/drawing/2015/10/21/chartex" xmlns:cx3="http://schemas.microsoft.com/office/drawing/2016/5/9/chartex" xmlns:cx4="http://schemas.microsoft.com/office/drawing/2016/5/10/chartex" xmlns:cx5="http://schemas.microsoft.com/office/drawing/2016/5/11/chartex" xmlns:cx6="http://schemas.microsoft.com/office/drawing/2016/5/12/chartex" xmlns:cx7="http://schemas.microsoft.com/office/drawing/2016/5/13/chartex" xmlns:cx8="http://schemas.microsoft.com/office/drawing/2016/5/14/chartex" xmlns:mc="http://schemas.openxmlformats.org/markup-compatibility/2006" xmlns:aink="http://schemas.microsoft.com/office/drawing/2016/ink" xmlns:am3d="http://schemas.microsoft.com/office/drawing/2017/model3d" xmlns:o="urn:schemas-microsoft-com:office:office" xmlns:r="http://schemas.openxmlformats.org/officeDocument/2006/relationships" xmlns:m="http://schemas.openxmlformats.org/officeDocument/2006/math" xmlns:v="urn:schemas-microsoft-com:vml" xmlns:wp14="http://schemas.microsoft.com/office/word/2010/wordprocessingDrawing" xmlns:wp="http://schemas.openxmlformats.org/drawingml/2006/wordprocessingDrawing" xmlns:w10="urn:schemas-microsoft-com:office:word" xmlns:w="http://schemas.openxmlformats.org/wordprocessingml/2006/main" xmlns:w14="http://schemas.microsoft.com/office/word/2010/wordml" xmlns:w15="http://schemas.microsoft.com/office/word/2012/wordml" xmlns:w16cex="http://schemas.microsoft.com/office/word/2018/wordml/cex" xmlns:w16cid="http://schemas.microsoft.com/office/word/2016/wordml/cid" xmlns:w16="http://schemas.microsoft.com/office/word/2018/wordml" xmlns:w16sdtdh="http://schemas.microsoft.com/office/word/2020/wordml/sdtdatahash" xmlns:w16se="http://schemas.microsoft.com/office/word/2015/wordml/symex" xmlns:wpg="http://schemas.microsoft.com/office/word/2010/wordprocessingGroup" xmlns:wpi="http://schemas.microsoft.com/office/word/2010/wordprocessingInk" xmlns:wne="http://schemas.microsoft.com/office/word/2006/wordml" xmlns:wps="http://schemas.microsoft.com/office/word/2010/wordprocessingShape" mc:Ignorable="w14 w15 w16se w16cid w16 w16cex w16sdtdh wp14">
+<w:document xmlns:wpc="http://schemas.microsoft.com/office/word/2010/wordprocessingCanvas" xmlns:cx="http://schemas.microsoft.com/office/drawing/2014/chartex" xmlns:cx1="http://schemas.microsoft.com/office/drawing/2015/9/8/chartex" xmlns:cx2="http://schemas.microsoft.com/office/drawing/2015/10/21/chartex" xmlns:cx3="http://schemas.microsoft.com/office/drawing/2016/5/9/chartex" xmlns:cx4="http://schemas.microsoft.com/office/drawing/2016/5/10/chartex" xmlns:cx5="http://schemas.microsoft.com/office/drawing/2016/5/11/chartex" xmlns:cx6="http://schemas.microsoft.com/office/drawing/2016/5/12/chartex" xmlns:cx7="http://schemas.microsoft.com/office/drawing/2016/5/13/chartex" xmlns:cx8="http://schemas.microsoft.com/office/drawing/2016/5/14/chartex" xmlns:mc="http://schemas.openxmlformats.org/markup-compatibility/2006" xmlns:aink="http://schemas.microsoft.com/office/drawing/2016/ink" xmlns:am3d="http://schemas.microsoft.com/office/drawing/2017/model3d" xmlns:o="urn:schemas-microsoft-com:office:office" xmlns:oel="http://schemas.microsoft.com/office/2019/extlst" xmlns:r="http://schemas.openxmlformats.org/officeDocument/2006/relationships" xmlns:m="http://schemas.openxmlformats.org/officeDocument/2006/math" xmlns:v="urn:schemas-microsoft-com:vml" xmlns:wp14="http://schemas.microsoft.com/office/word/2010/wordprocessingDrawing" xmlns:wp="http://schemas.openxmlformats.org/drawingml/2006/wordprocessingDrawing" xmlns:w10="urn:schemas-microsoft-com:office:word" xmlns:w="http://schemas.openxmlformats.org/wordprocessingml/2006/main" xmlns:w14="http://schemas.microsoft.com/office/word/2010/wordml" xmlns:w15="http://schemas.microsoft.com/office/word/2012/wordml" xmlns:w16cex="http://schemas.microsoft.com/office/word/2018/wordml/cex" xmlns:w16cid="http://schemas.microsoft.com/office/word/2016/wordml/cid" xmlns:w16="http://schemas.microsoft.com/office/word/2018/wordml" xmlns:w16du="http://schemas.microsoft.com/office/word/2023/wordml/word16du" xmlns:w16sdtdh="http://schemas.microsoft.com/office/word/2020/wordml/sdtdatahash" xmlns:w16sdtfl="http://schemas.microsoft.com/office/word/2024/wordml/sdtformatlock" xmlns:w16se="http://schemas.microsoft.com/office/word/2015/wordml/symex" xmlns:wpg="http://schemas.microsoft.com/office/word/2010/wordprocessingGroup" xmlns:wpi="http://schemas.microsoft.com/office/word/2010/wordprocessingInk" xmlns:wne="http://schemas.microsoft.com/office/word/2006/wordml" xmlns:wps="http://schemas.microsoft.com/office/word/2010/wordprocessingShape" mc:Ignorable="w14 w15 w16se w16cid w16 w16cex w16sdtdh w16sdtfl w16du wp14">
   <w:body>
     <w:p>
       <w:pPr>
@@ -473,7 +473,13 @@
         <w:rPr>
           <w:rFonts w:ascii="Arial" w:hAnsi="Arial" w:cs="Arial"/>
         </w:rPr>
-        <w:t xml:space="preserve">Manajemen Konstruksi </w:t>
+        <w:t>Reviu Pembahasan Dokumen Persiapan Pengadaan</w:t>
+      </w:r>
+      <w:r>
+        <w:rPr>
+          <w:rFonts w:ascii="Arial" w:hAnsi="Arial" w:cs="Arial"/>
+        </w:rPr>
+        <w:t xml:space="preserve"> </w:t>
       </w:r>
       <w:r>
         <w:rPr>
@@ -1084,8 +1090,12 @@
       </w:pPr>
     </w:p>
     <w:sectPr>
-      <w:headerReference w:type="default" r:id="rId10"/>
-      <w:footerReference w:type="default" r:id="rId11"/>
+      <w:headerReference w:type="even" r:id="rId10"/>
+      <w:headerReference w:type="default" r:id="rId11"/>
+      <w:footerReference w:type="even" r:id="rId12"/>
+      <w:footerReference w:type="default" r:id="rId13"/>
+      <w:headerReference w:type="first" r:id="rId14"/>
+      <w:footerReference w:type="first" r:id="rId15"/>
       <w:pgSz w:w="11906" w:h="16838" w:code="9"/>
       <w:pgMar w:top="1134" w:right="1134" w:bottom="1418" w:left="1418" w:header="425" w:footer="284" w:gutter="0"/>
       <w:cols w:space="708"/>
@@ -1096,7 +1106,7 @@
 </file>
 
 <file path=word/endnotes.xml><?xml version="1.0" encoding="utf-8"?>
-<w:endnotes xmlns:wpc="http://schemas.microsoft.com/office/word/2010/wordprocessingCanvas" xmlns:cx="http://schemas.microsoft.com/office/drawing/2014/chartex" xmlns:cx1="http://schemas.microsoft.com/office/drawing/2015/9/8/chartex" xmlns:cx2="http://schemas.microsoft.com/office/drawing/2015/10/21/chartex" xmlns:cx3="http://schemas.microsoft.com/office/drawing/2016/5/9/chartex" xmlns:cx4="http://schemas.microsoft.com/office/drawing/2016/5/10/chartex" xmlns:cx5="http://schemas.microsoft.com/office/drawing/2016/5/11/chartex" xmlns:cx6="http://schemas.microsoft.com/office/drawing/2016/5/12/chartex" xmlns:cx7="http://schemas.microsoft.com/office/drawing/2016/5/13/chartex" xmlns:cx8="http://schemas.microsoft.com/office/drawing/2016/5/14/chartex" xmlns:mc="http://schemas.openxmlformats.org/markup-compatibility/2006" xmlns:aink="http://schemas.microsoft.com/office/drawing/2016/ink" xmlns:am3d="http://schemas.microsoft.com/office/drawing/2017/model3d" xmlns:o="urn:schemas-microsoft-com:office:office" xmlns:r="http://schemas.openxmlformats.org/officeDocument/2006/relationships" xmlns:m="http://schemas.openxmlformats.org/officeDocument/2006/math" xmlns:v="urn:schemas-microsoft-com:vml" xmlns:wp14="http://schemas.microsoft.com/office/word/2010/wordprocessingDrawing" xmlns:wp="http://schemas.openxmlformats.org/drawingml/2006/wordprocessingDrawing" xmlns:w10="urn:schemas-microsoft-com:office:word" xmlns:w="http://schemas.openxmlformats.org/wordprocessingml/2006/main" xmlns:w14="http://schemas.microsoft.com/office/word/2010/wordml" xmlns:w15="http://schemas.microsoft.com/office/word/2012/wordml" xmlns:w16cex="http://schemas.microsoft.com/office/word/2018/wordml/cex" xmlns:w16cid="http://schemas.microsoft.com/office/word/2016/wordml/cid" xmlns:w16="http://schemas.microsoft.com/office/word/2018/wordml" xmlns:w16sdtdh="http://schemas.microsoft.com/office/word/2020/wordml/sdtdatahash" xmlns:w16se="http://schemas.microsoft.com/office/word/2015/wordml/symex" xmlns:wpg="http://schemas.microsoft.com/office/word/2010/wordprocessingGroup" xmlns:wpi="http://schemas.microsoft.com/office/word/2010/wordprocessingInk" xmlns:wne="http://schemas.microsoft.com/office/word/2006/wordml" xmlns:wps="http://schemas.microsoft.com/office/word/2010/wordprocessingShape" mc:Ignorable="w14 w15 w16se w16cid w16 w16cex w16sdtdh wp14">
+<w:endnotes xmlns:wpc="http://schemas.microsoft.com/office/word/2010/wordprocessingCanvas" xmlns:cx="http://schemas.microsoft.com/office/drawing/2014/chartex" xmlns:cx1="http://schemas.microsoft.com/office/drawing/2015/9/8/chartex" xmlns:cx2="http://schemas.microsoft.com/office/drawing/2015/10/21/chartex" xmlns:cx3="http://schemas.microsoft.com/office/drawing/2016/5/9/chartex" xmlns:cx4="http://schemas.microsoft.com/office/drawing/2016/5/10/chartex" xmlns:cx5="http://schemas.microsoft.com/office/drawing/2016/5/11/chartex" xmlns:cx6="http://schemas.microsoft.com/office/drawing/2016/5/12/chartex" xmlns:cx7="http://schemas.microsoft.com/office/drawing/2016/5/13/chartex" xmlns:cx8="http://schemas.microsoft.com/office/drawing/2016/5/14/chartex" xmlns:mc="http://schemas.openxmlformats.org/markup-compatibility/2006" xmlns:aink="http://schemas.microsoft.com/office/drawing/2016/ink" xmlns:am3d="http://schemas.microsoft.com/office/drawing/2017/model3d" xmlns:o="urn:schemas-microsoft-com:office:office" xmlns:oel="http://schemas.microsoft.com/office/2019/extlst" xmlns:r="http://schemas.openxmlformats.org/officeDocument/2006/relationships" xmlns:m="http://schemas.openxmlformats.org/officeDocument/2006/math" xmlns:v="urn:schemas-microsoft-com:vml" xmlns:wp14="http://schemas.microsoft.com/office/word/2010/wordprocessingDrawing" xmlns:wp="http://schemas.openxmlformats.org/drawingml/2006/wordprocessingDrawing" xmlns:w10="urn:schemas-microsoft-com:office:word" xmlns:w="http://schemas.openxmlformats.org/wordprocessingml/2006/main" xmlns:w14="http://schemas.microsoft.com/office/word/2010/wordml" xmlns:w15="http://schemas.microsoft.com/office/word/2012/wordml" xmlns:w16cex="http://schemas.microsoft.com/office/word/2018/wordml/cex" xmlns:w16cid="http://schemas.microsoft.com/office/word/2016/wordml/cid" xmlns:w16="http://schemas.microsoft.com/office/word/2018/wordml" xmlns:w16du="http://schemas.microsoft.com/office/word/2023/wordml/word16du" xmlns:w16sdtdh="http://schemas.microsoft.com/office/word/2020/wordml/sdtdatahash" xmlns:w16sdtfl="http://schemas.microsoft.com/office/word/2024/wordml/sdtformatlock" xmlns:w16se="http://schemas.microsoft.com/office/word/2015/wordml/symex" xmlns:wpg="http://schemas.microsoft.com/office/word/2010/wordprocessingGroup" xmlns:wpi="http://schemas.microsoft.com/office/word/2010/wordprocessingInk" xmlns:wne="http://schemas.microsoft.com/office/word/2006/wordml" xmlns:wps="http://schemas.microsoft.com/office/word/2010/wordprocessingShape" mc:Ignorable="w14 w15 w16se w16cid w16 w16cex w16sdtdh w16sdtfl w16du wp14">
   <w:endnote w:type="separator" w:id="-1">
     <w:p>
       <w:pPr>
@@ -1121,7 +1131,17 @@
 </file>
 
 <file path=word/footer1.xml><?xml version="1.0" encoding="utf-8"?>
-<w:ftr xmlns:wpc="http://schemas.microsoft.com/office/word/2010/wordprocessingCanvas" xmlns:cx="http://schemas.microsoft.com/office/drawing/2014/chartex" xmlns:cx1="http://schemas.microsoft.com/office/drawing/2015/9/8/chartex" xmlns:cx2="http://schemas.microsoft.com/office/drawing/2015/10/21/chartex" xmlns:cx3="http://schemas.microsoft.com/office/drawing/2016/5/9/chartex" xmlns:cx4="http://schemas.microsoft.com/office/drawing/2016/5/10/chartex" xmlns:cx5="http://schemas.microsoft.com/office/drawing/2016/5/11/chartex" xmlns:cx6="http://schemas.microsoft.com/office/drawing/2016/5/12/chartex" xmlns:cx7="http://schemas.microsoft.com/office/drawing/2016/5/13/chartex" xmlns:cx8="http://schemas.microsoft.com/office/drawing/2016/5/14/chartex" xmlns:mc="http://schemas.openxmlformats.org/markup-compatibility/2006" xmlns:aink="http://schemas.microsoft.com/office/drawing/2016/ink" xmlns:am3d="http://schemas.microsoft.com/office/drawing/2017/model3d" xmlns:o="urn:schemas-microsoft-com:office:office" xmlns:r="http://schemas.openxmlformats.org/officeDocument/2006/relationships" xmlns:m="http://schemas.openxmlformats.org/officeDocument/2006/math" xmlns:v="urn:schemas-microsoft-com:vml" xmlns:wp14="http://schemas.microsoft.com/office/word/2010/wordprocessingDrawing" xmlns:wp="http://schemas.openxmlformats.org/drawingml/2006/wordprocessingDrawing" xmlns:w10="urn:schemas-microsoft-com:office:word" xmlns:w="http://schemas.openxmlformats.org/wordprocessingml/2006/main" xmlns:w14="http://schemas.microsoft.com/office/word/2010/wordml" xmlns:w15="http://schemas.microsoft.com/office/word/2012/wordml" xmlns:w16cex="http://schemas.microsoft.com/office/word/2018/wordml/cex" xmlns:w16cid="http://schemas.microsoft.com/office/word/2016/wordml/cid" xmlns:w16="http://schemas.microsoft.com/office/word/2018/wordml" xmlns:w16sdtdh="http://schemas.microsoft.com/office/word/2020/wordml/sdtdatahash" xmlns:w16se="http://schemas.microsoft.com/office/word/2015/wordml/symex" xmlns:wpg="http://schemas.microsoft.com/office/word/2010/wordprocessingGroup" xmlns:wpi="http://schemas.microsoft.com/office/word/2010/wordprocessingInk" xmlns:wne="http://schemas.microsoft.com/office/word/2006/wordml" xmlns:wps="http://schemas.microsoft.com/office/word/2010/wordprocessingShape" mc:Ignorable="w14 w15 w16se w16cid w16 w16cex w16sdtdh wp14">
+<w:ftr xmlns:wpc="http://schemas.microsoft.com/office/word/2010/wordprocessingCanvas" xmlns:cx="http://schemas.microsoft.com/office/drawing/2014/chartex" xmlns:cx1="http://schemas.microsoft.com/office/drawing/2015/9/8/chartex" xmlns:cx2="http://schemas.microsoft.com/office/drawing/2015/10/21/chartex" xmlns:cx3="http://schemas.microsoft.com/office/drawing/2016/5/9/chartex" xmlns:cx4="http://schemas.microsoft.com/office/drawing/2016/5/10/chartex" xmlns:cx5="http://schemas.microsoft.com/office/drawing/2016/5/11/chartex" xmlns:cx6="http://schemas.microsoft.com/office/drawing/2016/5/12/chartex" xmlns:cx7="http://schemas.microsoft.com/office/drawing/2016/5/13/chartex" xmlns:cx8="http://schemas.microsoft.com/office/drawing/2016/5/14/chartex" xmlns:mc="http://schemas.openxmlformats.org/markup-compatibility/2006" xmlns:aink="http://schemas.microsoft.com/office/drawing/2016/ink" xmlns:am3d="http://schemas.microsoft.com/office/drawing/2017/model3d" xmlns:o="urn:schemas-microsoft-com:office:office" xmlns:oel="http://schemas.microsoft.com/office/2019/extlst" xmlns:r="http://schemas.openxmlformats.org/officeDocument/2006/relationships" xmlns:m="http://schemas.openxmlformats.org/officeDocument/2006/math" xmlns:v="urn:schemas-microsoft-com:vml" xmlns:wp14="http://schemas.microsoft.com/office/word/2010/wordprocessingDrawing" xmlns:wp="http://schemas.openxmlformats.org/drawingml/2006/wordprocessingDrawing" xmlns:w10="urn:schemas-microsoft-com:office:word" xmlns:w="http://schemas.openxmlformats.org/wordprocessingml/2006/main" xmlns:w14="http://schemas.microsoft.com/office/word/2010/wordml" xmlns:w15="http://schemas.microsoft.com/office/word/2012/wordml" xmlns:w16cex="http://schemas.microsoft.com/office/word/2018/wordml/cex" xmlns:w16cid="http://schemas.microsoft.com/office/word/2016/wordml/cid" xmlns:w16="http://schemas.microsoft.com/office/word/2018/wordml" xmlns:w16du="http://schemas.microsoft.com/office/word/2023/wordml/word16du" xmlns:w16sdtdh="http://schemas.microsoft.com/office/word/2020/wordml/sdtdatahash" xmlns:w16sdtfl="http://schemas.microsoft.com/office/word/2024/wordml/sdtformatlock" xmlns:w16se="http://schemas.microsoft.com/office/word/2015/wordml/symex" xmlns:wpg="http://schemas.microsoft.com/office/word/2010/wordprocessingGroup" xmlns:wpi="http://schemas.microsoft.com/office/word/2010/wordprocessingInk" xmlns:wne="http://schemas.microsoft.com/office/word/2006/wordml" xmlns:wps="http://schemas.microsoft.com/office/word/2010/wordprocessingShape" mc:Ignorable="w14 w15 w16se w16cid w16 w16cex w16sdtdh w16sdtfl w16du wp14">
+  <w:p>
+    <w:pPr>
+      <w:pStyle w:val="Footer"/>
+    </w:pPr>
+  </w:p>
+</w:ftr>
+</file>
+
+<file path=word/footer2.xml><?xml version="1.0" encoding="utf-8"?>
+<w:ftr xmlns:wpc="http://schemas.microsoft.com/office/word/2010/wordprocessingCanvas" xmlns:cx="http://schemas.microsoft.com/office/drawing/2014/chartex" xmlns:cx1="http://schemas.microsoft.com/office/drawing/2015/9/8/chartex" xmlns:cx2="http://schemas.microsoft.com/office/drawing/2015/10/21/chartex" xmlns:cx3="http://schemas.microsoft.com/office/drawing/2016/5/9/chartex" xmlns:cx4="http://schemas.microsoft.com/office/drawing/2016/5/10/chartex" xmlns:cx5="http://schemas.microsoft.com/office/drawing/2016/5/11/chartex" xmlns:cx6="http://schemas.microsoft.com/office/drawing/2016/5/12/chartex" xmlns:cx7="http://schemas.microsoft.com/office/drawing/2016/5/13/chartex" xmlns:cx8="http://schemas.microsoft.com/office/drawing/2016/5/14/chartex" xmlns:mc="http://schemas.openxmlformats.org/markup-compatibility/2006" xmlns:aink="http://schemas.microsoft.com/office/drawing/2016/ink" xmlns:am3d="http://schemas.microsoft.com/office/drawing/2017/model3d" xmlns:o="urn:schemas-microsoft-com:office:office" xmlns:oel="http://schemas.microsoft.com/office/2019/extlst" xmlns:r="http://schemas.openxmlformats.org/officeDocument/2006/relationships" xmlns:m="http://schemas.openxmlformats.org/officeDocument/2006/math" xmlns:v="urn:schemas-microsoft-com:vml" xmlns:wp14="http://schemas.microsoft.com/office/word/2010/wordprocessingDrawing" xmlns:wp="http://schemas.openxmlformats.org/drawingml/2006/wordprocessingDrawing" xmlns:w10="urn:schemas-microsoft-com:office:word" xmlns:w="http://schemas.openxmlformats.org/wordprocessingml/2006/main" xmlns:w14="http://schemas.microsoft.com/office/word/2010/wordml" xmlns:w15="http://schemas.microsoft.com/office/word/2012/wordml" xmlns:w16cex="http://schemas.microsoft.com/office/word/2018/wordml/cex" xmlns:w16cid="http://schemas.microsoft.com/office/word/2016/wordml/cid" xmlns:w16="http://schemas.microsoft.com/office/word/2018/wordml" xmlns:w16du="http://schemas.microsoft.com/office/word/2023/wordml/word16du" xmlns:w16sdtdh="http://schemas.microsoft.com/office/word/2020/wordml/sdtdatahash" xmlns:w16sdtfl="http://schemas.microsoft.com/office/word/2024/wordml/sdtformatlock" xmlns:w16se="http://schemas.microsoft.com/office/word/2015/wordml/symex" xmlns:wpg="http://schemas.microsoft.com/office/word/2010/wordprocessingGroup" xmlns:wpi="http://schemas.microsoft.com/office/word/2010/wordprocessingInk" xmlns:wne="http://schemas.microsoft.com/office/word/2006/wordml" xmlns:wps="http://schemas.microsoft.com/office/word/2010/wordprocessingShape" mc:Ignorable="w14 w15 w16se w16cid w16 w16cex w16sdtdh w16sdtfl w16du wp14">
   <w:p>
     <w:pPr>
       <w:pStyle w:val="Footer"/>
@@ -1177,8 +1197,18 @@
 </w:ftr>
 </file>
 
+<file path=word/footer3.xml><?xml version="1.0" encoding="utf-8"?>
+<w:ftr xmlns:wpc="http://schemas.microsoft.com/office/word/2010/wordprocessingCanvas" xmlns:cx="http://schemas.microsoft.com/office/drawing/2014/chartex" xmlns:cx1="http://schemas.microsoft.com/office/drawing/2015/9/8/chartex" xmlns:cx2="http://schemas.microsoft.com/office/drawing/2015/10/21/chartex" xmlns:cx3="http://schemas.microsoft.com/office/drawing/2016/5/9/chartex" xmlns:cx4="http://schemas.microsoft.com/office/drawing/2016/5/10/chartex" xmlns:cx5="http://schemas.microsoft.com/office/drawing/2016/5/11/chartex" xmlns:cx6="http://schemas.microsoft.com/office/drawing/2016/5/12/chartex" xmlns:cx7="http://schemas.microsoft.com/office/drawing/2016/5/13/chartex" xmlns:cx8="http://schemas.microsoft.com/office/drawing/2016/5/14/chartex" xmlns:mc="http://schemas.openxmlformats.org/markup-compatibility/2006" xmlns:aink="http://schemas.microsoft.com/office/drawing/2016/ink" xmlns:am3d="http://schemas.microsoft.com/office/drawing/2017/model3d" xmlns:o="urn:schemas-microsoft-com:office:office" xmlns:oel="http://schemas.microsoft.com/office/2019/extlst" xmlns:r="http://schemas.openxmlformats.org/officeDocument/2006/relationships" xmlns:m="http://schemas.openxmlformats.org/officeDocument/2006/math" xmlns:v="urn:schemas-microsoft-com:vml" xmlns:wp14="http://schemas.microsoft.com/office/word/2010/wordprocessingDrawing" xmlns:wp="http://schemas.openxmlformats.org/drawingml/2006/wordprocessingDrawing" xmlns:w10="urn:schemas-microsoft-com:office:word" xmlns:w="http://schemas.openxmlformats.org/wordprocessingml/2006/main" xmlns:w14="http://schemas.microsoft.com/office/word/2010/wordml" xmlns:w15="http://schemas.microsoft.com/office/word/2012/wordml" xmlns:w16cex="http://schemas.microsoft.com/office/word/2018/wordml/cex" xmlns:w16cid="http://schemas.microsoft.com/office/word/2016/wordml/cid" xmlns:w16="http://schemas.microsoft.com/office/word/2018/wordml" xmlns:w16du="http://schemas.microsoft.com/office/word/2023/wordml/word16du" xmlns:w16sdtdh="http://schemas.microsoft.com/office/word/2020/wordml/sdtdatahash" xmlns:w16sdtfl="http://schemas.microsoft.com/office/word/2024/wordml/sdtformatlock" xmlns:w16se="http://schemas.microsoft.com/office/word/2015/wordml/symex" xmlns:wpg="http://schemas.microsoft.com/office/word/2010/wordprocessingGroup" xmlns:wpi="http://schemas.microsoft.com/office/word/2010/wordprocessingInk" xmlns:wne="http://schemas.microsoft.com/office/word/2006/wordml" xmlns:wps="http://schemas.microsoft.com/office/word/2010/wordprocessingShape" mc:Ignorable="w14 w15 w16se w16cid w16 w16cex w16sdtdh w16sdtfl w16du wp14">
+  <w:p>
+    <w:pPr>
+      <w:pStyle w:val="Footer"/>
+    </w:pPr>
+  </w:p>
+</w:ftr>
+</file>
+
 <file path=word/footnotes.xml><?xml version="1.0" encoding="utf-8"?>
-<w:footnotes xmlns:wpc="http://schemas.microsoft.com/office/word/2010/wordprocessingCanvas" xmlns:cx="http://schemas.microsoft.com/office/drawing/2014/chartex" xmlns:cx1="http://schemas.microsoft.com/office/drawing/2015/9/8/chartex" xmlns:cx2="http://schemas.microsoft.com/office/drawing/2015/10/21/chartex" xmlns:cx3="http://schemas.microsoft.com/office/drawing/2016/5/9/chartex" xmlns:cx4="http://schemas.microsoft.com/office/drawing/2016/5/10/chartex" xmlns:cx5="http://schemas.microsoft.com/office/drawing/2016/5/11/chartex" xmlns:cx6="http://schemas.microsoft.com/office/drawing/2016/5/12/chartex" xmlns:cx7="http://schemas.microsoft.com/office/drawing/2016/5/13/chartex" xmlns:cx8="http://schemas.microsoft.com/office/drawing/2016/5/14/chartex" xmlns:mc="http://schemas.openxmlformats.org/markup-compatibility/2006" xmlns:aink="http://schemas.microsoft.com/office/drawing/2016/ink" xmlns:am3d="http://schemas.microsoft.com/office/drawing/2017/model3d" xmlns:o="urn:schemas-microsoft-com:office:office" xmlns:r="http://schemas.openxmlformats.org/officeDocument/2006/relationships" xmlns:m="http://schemas.openxmlformats.org/officeDocument/2006/math" xmlns:v="urn:schemas-microsoft-com:vml" xmlns:wp14="http://schemas.microsoft.com/office/word/2010/wordprocessingDrawing" xmlns:wp="http://schemas.openxmlformats.org/drawingml/2006/wordprocessingDrawing" xmlns:w10="urn:schemas-microsoft-com:office:word" xmlns:w="http://schemas.openxmlformats.org/wordprocessingml/2006/main" xmlns:w14="http://schemas.microsoft.com/office/word/2010/wordml" xmlns:w15="http://schemas.microsoft.com/office/word/2012/wordml" xmlns:w16cex="http://schemas.microsoft.com/office/word/2018/wordml/cex" xmlns:w16cid="http://schemas.microsoft.com/office/word/2016/wordml/cid" xmlns:w16="http://schemas.microsoft.com/office/word/2018/wordml" xmlns:w16sdtdh="http://schemas.microsoft.com/office/word/2020/wordml/sdtdatahash" xmlns:w16se="http://schemas.microsoft.com/office/word/2015/wordml/symex" xmlns:wpg="http://schemas.microsoft.com/office/word/2010/wordprocessingGroup" xmlns:wpi="http://schemas.microsoft.com/office/word/2010/wordprocessingInk" xmlns:wne="http://schemas.microsoft.com/office/word/2006/wordml" xmlns:wps="http://schemas.microsoft.com/office/word/2010/wordprocessingShape" mc:Ignorable="w14 w15 w16se w16cid w16 w16cex w16sdtdh wp14">
+<w:footnotes xmlns:wpc="http://schemas.microsoft.com/office/word/2010/wordprocessingCanvas" xmlns:cx="http://schemas.microsoft.com/office/drawing/2014/chartex" xmlns:cx1="http://schemas.microsoft.com/office/drawing/2015/9/8/chartex" xmlns:cx2="http://schemas.microsoft.com/office/drawing/2015/10/21/chartex" xmlns:cx3="http://schemas.microsoft.com/office/drawing/2016/5/9/chartex" xmlns:cx4="http://schemas.microsoft.com/office/drawing/2016/5/10/chartex" xmlns:cx5="http://schemas.microsoft.com/office/drawing/2016/5/11/chartex" xmlns:cx6="http://schemas.microsoft.com/office/drawing/2016/5/12/chartex" xmlns:cx7="http://schemas.microsoft.com/office/drawing/2016/5/13/chartex" xmlns:cx8="http://schemas.microsoft.com/office/drawing/2016/5/14/chartex" xmlns:mc="http://schemas.openxmlformats.org/markup-compatibility/2006" xmlns:aink="http://schemas.microsoft.com/office/drawing/2016/ink" xmlns:am3d="http://schemas.microsoft.com/office/drawing/2017/model3d" xmlns:o="urn:schemas-microsoft-com:office:office" xmlns:oel="http://schemas.microsoft.com/office/2019/extlst" xmlns:r="http://schemas.openxmlformats.org/officeDocument/2006/relationships" xmlns:m="http://schemas.openxmlformats.org/officeDocument/2006/math" xmlns:v="urn:schemas-microsoft-com:vml" xmlns:wp14="http://schemas.microsoft.com/office/word/2010/wordprocessingDrawing" xmlns:wp="http://schemas.openxmlformats.org/drawingml/2006/wordprocessingDrawing" xmlns:w10="urn:schemas-microsoft-com:office:word" xmlns:w="http://schemas.openxmlformats.org/wordprocessingml/2006/main" xmlns:w14="http://schemas.microsoft.com/office/word/2010/wordml" xmlns:w15="http://schemas.microsoft.com/office/word/2012/wordml" xmlns:w16cex="http://schemas.microsoft.com/office/word/2018/wordml/cex" xmlns:w16cid="http://schemas.microsoft.com/office/word/2016/wordml/cid" xmlns:w16="http://schemas.microsoft.com/office/word/2018/wordml" xmlns:w16du="http://schemas.microsoft.com/office/word/2023/wordml/word16du" xmlns:w16sdtdh="http://schemas.microsoft.com/office/word/2020/wordml/sdtdatahash" xmlns:w16sdtfl="http://schemas.microsoft.com/office/word/2024/wordml/sdtformatlock" xmlns:w16se="http://schemas.microsoft.com/office/word/2015/wordml/symex" xmlns:wpg="http://schemas.microsoft.com/office/word/2010/wordprocessingGroup" xmlns:wpi="http://schemas.microsoft.com/office/word/2010/wordprocessingInk" xmlns:wne="http://schemas.microsoft.com/office/word/2006/wordml" xmlns:wps="http://schemas.microsoft.com/office/word/2010/wordprocessingShape" mc:Ignorable="w14 w15 w16se w16cid w16 w16cex w16sdtdh w16sdtfl w16du wp14">
   <w:footnote w:type="separator" w:id="-1">
     <w:p>
       <w:pPr>
@@ -1203,7 +1233,17 @@
 </file>
 
 <file path=word/header1.xml><?xml version="1.0" encoding="utf-8"?>
-<w:hdr xmlns:wpc="http://schemas.microsoft.com/office/word/2010/wordprocessingCanvas" xmlns:cx="http://schemas.microsoft.com/office/drawing/2014/chartex" xmlns:cx1="http://schemas.microsoft.com/office/drawing/2015/9/8/chartex" xmlns:cx2="http://schemas.microsoft.com/office/drawing/2015/10/21/chartex" xmlns:cx3="http://schemas.microsoft.com/office/drawing/2016/5/9/chartex" xmlns:cx4="http://schemas.microsoft.com/office/drawing/2016/5/10/chartex" xmlns:cx5="http://schemas.microsoft.com/office/drawing/2016/5/11/chartex" xmlns:cx6="http://schemas.microsoft.com/office/drawing/2016/5/12/chartex" xmlns:cx7="http://schemas.microsoft.com/office/drawing/2016/5/13/chartex" xmlns:cx8="http://schemas.microsoft.com/office/drawing/2016/5/14/chartex" xmlns:mc="http://schemas.openxmlformats.org/markup-compatibility/2006" xmlns:aink="http://schemas.microsoft.com/office/drawing/2016/ink" xmlns:am3d="http://schemas.microsoft.com/office/drawing/2017/model3d" xmlns:o="urn:schemas-microsoft-com:office:office" xmlns:r="http://schemas.openxmlformats.org/officeDocument/2006/relationships" xmlns:m="http://schemas.openxmlformats.org/officeDocument/2006/math" xmlns:v="urn:schemas-microsoft-com:vml" xmlns:wp14="http://schemas.microsoft.com/office/word/2010/wordprocessingDrawing" xmlns:wp="http://schemas.openxmlformats.org/drawingml/2006/wordprocessingDrawing" xmlns:w10="urn:schemas-microsoft-com:office:word" xmlns:w="http://schemas.openxmlformats.org/wordprocessingml/2006/main" xmlns:w14="http://schemas.microsoft.com/office/word/2010/wordml" xmlns:w15="http://schemas.microsoft.com/office/word/2012/wordml" xmlns:w16cex="http://schemas.microsoft.com/office/word/2018/wordml/cex" xmlns:w16cid="http://schemas.microsoft.com/office/word/2016/wordml/cid" xmlns:w16="http://schemas.microsoft.com/office/word/2018/wordml" xmlns:w16sdtdh="http://schemas.microsoft.com/office/word/2020/wordml/sdtdatahash" xmlns:w16se="http://schemas.microsoft.com/office/word/2015/wordml/symex" xmlns:wpg="http://schemas.microsoft.com/office/word/2010/wordprocessingGroup" xmlns:wpi="http://schemas.microsoft.com/office/word/2010/wordprocessingInk" xmlns:wne="http://schemas.microsoft.com/office/word/2006/wordml" xmlns:wps="http://schemas.microsoft.com/office/word/2010/wordprocessingShape" mc:Ignorable="w14 w15 w16se w16cid w16 w16cex w16sdtdh wp14">
+<w:hdr xmlns:wpc="http://schemas.microsoft.com/office/word/2010/wordprocessingCanvas" xmlns:cx="http://schemas.microsoft.com/office/drawing/2014/chartex" xmlns:cx1="http://schemas.microsoft.com/office/drawing/2015/9/8/chartex" xmlns:cx2="http://schemas.microsoft.com/office/drawing/2015/10/21/chartex" xmlns:cx3="http://schemas.microsoft.com/office/drawing/2016/5/9/chartex" xmlns:cx4="http://schemas.microsoft.com/office/drawing/2016/5/10/chartex" xmlns:cx5="http://schemas.microsoft.com/office/drawing/2016/5/11/chartex" xmlns:cx6="http://schemas.microsoft.com/office/drawing/2016/5/12/chartex" xmlns:cx7="http://schemas.microsoft.com/office/drawing/2016/5/13/chartex" xmlns:cx8="http://schemas.microsoft.com/office/drawing/2016/5/14/chartex" xmlns:mc="http://schemas.openxmlformats.org/markup-compatibility/2006" xmlns:aink="http://schemas.microsoft.com/office/drawing/2016/ink" xmlns:am3d="http://schemas.microsoft.com/office/drawing/2017/model3d" xmlns:o="urn:schemas-microsoft-com:office:office" xmlns:oel="http://schemas.microsoft.com/office/2019/extlst" xmlns:r="http://schemas.openxmlformats.org/officeDocument/2006/relationships" xmlns:m="http://schemas.openxmlformats.org/officeDocument/2006/math" xmlns:v="urn:schemas-microsoft-com:vml" xmlns:wp14="http://schemas.microsoft.com/office/word/2010/wordprocessingDrawing" xmlns:wp="http://schemas.openxmlformats.org/drawingml/2006/wordprocessingDrawing" xmlns:w10="urn:schemas-microsoft-com:office:word" xmlns:w="http://schemas.openxmlformats.org/wordprocessingml/2006/main" xmlns:w14="http://schemas.microsoft.com/office/word/2010/wordml" xmlns:w15="http://schemas.microsoft.com/office/word/2012/wordml" xmlns:w16cex="http://schemas.microsoft.com/office/word/2018/wordml/cex" xmlns:w16cid="http://schemas.microsoft.com/office/word/2016/wordml/cid" xmlns:w16="http://schemas.microsoft.com/office/word/2018/wordml" xmlns:w16du="http://schemas.microsoft.com/office/word/2023/wordml/word16du" xmlns:w16sdtdh="http://schemas.microsoft.com/office/word/2020/wordml/sdtdatahash" xmlns:w16sdtfl="http://schemas.microsoft.com/office/word/2024/wordml/sdtformatlock" xmlns:w16se="http://schemas.microsoft.com/office/word/2015/wordml/symex" xmlns:wpg="http://schemas.microsoft.com/office/word/2010/wordprocessingGroup" xmlns:wpi="http://schemas.microsoft.com/office/word/2010/wordprocessingInk" xmlns:wne="http://schemas.microsoft.com/office/word/2006/wordml" xmlns:wps="http://schemas.microsoft.com/office/word/2010/wordprocessingShape" mc:Ignorable="w14 w15 w16se w16cid w16 w16cex w16sdtdh w16sdtfl w16du wp14">
+  <w:p>
+    <w:pPr>
+      <w:pStyle w:val="Header"/>
+    </w:pPr>
+  </w:p>
+</w:hdr>
+</file>
+
+<file path=word/header2.xml><?xml version="1.0" encoding="utf-8"?>
+<w:hdr xmlns:wpc="http://schemas.microsoft.com/office/word/2010/wordprocessingCanvas" xmlns:cx="http://schemas.microsoft.com/office/drawing/2014/chartex" xmlns:cx1="http://schemas.microsoft.com/office/drawing/2015/9/8/chartex" xmlns:cx2="http://schemas.microsoft.com/office/drawing/2015/10/21/chartex" xmlns:cx3="http://schemas.microsoft.com/office/drawing/2016/5/9/chartex" xmlns:cx4="http://schemas.microsoft.com/office/drawing/2016/5/10/chartex" xmlns:cx5="http://schemas.microsoft.com/office/drawing/2016/5/11/chartex" xmlns:cx6="http://schemas.microsoft.com/office/drawing/2016/5/12/chartex" xmlns:cx7="http://schemas.microsoft.com/office/drawing/2016/5/13/chartex" xmlns:cx8="http://schemas.microsoft.com/office/drawing/2016/5/14/chartex" xmlns:mc="http://schemas.openxmlformats.org/markup-compatibility/2006" xmlns:aink="http://schemas.microsoft.com/office/drawing/2016/ink" xmlns:am3d="http://schemas.microsoft.com/office/drawing/2017/model3d" xmlns:o="urn:schemas-microsoft-com:office:office" xmlns:oel="http://schemas.microsoft.com/office/2019/extlst" xmlns:r="http://schemas.openxmlformats.org/officeDocument/2006/relationships" xmlns:m="http://schemas.openxmlformats.org/officeDocument/2006/math" xmlns:v="urn:schemas-microsoft-com:vml" xmlns:wp14="http://schemas.microsoft.com/office/word/2010/wordprocessingDrawing" xmlns:wp="http://schemas.openxmlformats.org/drawingml/2006/wordprocessingDrawing" xmlns:w10="urn:schemas-microsoft-com:office:word" xmlns:w="http://schemas.openxmlformats.org/wordprocessingml/2006/main" xmlns:w14="http://schemas.microsoft.com/office/word/2010/wordml" xmlns:w15="http://schemas.microsoft.com/office/word/2012/wordml" xmlns:w16cex="http://schemas.microsoft.com/office/word/2018/wordml/cex" xmlns:w16cid="http://schemas.microsoft.com/office/word/2016/wordml/cid" xmlns:w16="http://schemas.microsoft.com/office/word/2018/wordml" xmlns:w16du="http://schemas.microsoft.com/office/word/2023/wordml/word16du" xmlns:w16sdtdh="http://schemas.microsoft.com/office/word/2020/wordml/sdtdatahash" xmlns:w16sdtfl="http://schemas.microsoft.com/office/word/2024/wordml/sdtformatlock" xmlns:w16se="http://schemas.microsoft.com/office/word/2015/wordml/symex" xmlns:wpg="http://schemas.microsoft.com/office/word/2010/wordprocessingGroup" xmlns:wpi="http://schemas.microsoft.com/office/word/2010/wordprocessingInk" xmlns:wne="http://schemas.microsoft.com/office/word/2006/wordml" xmlns:wps="http://schemas.microsoft.com/office/word/2010/wordprocessingShape" mc:Ignorable="w14 w15 w16se w16cid w16 w16cex w16sdtdh w16sdtfl w16du wp14">
   <w:p>
     <w:pPr>
       <w:keepNext/>
@@ -1217,8 +1257,6 @@
       <w:outlineLvl w:val="4"/>
       <w:rPr>
         <w:rFonts w:ascii="Arial" w:eastAsiaTheme="majorEastAsia" w:hAnsi="Arial" w:cs="Arial"/>
-        <w:b/>
-        <w:bCs/>
         <w:sz w:val="36"/>
         <w:szCs w:val="36"/>
         <w:lang w:val="en-ID"/>
@@ -1297,8 +1335,6 @@
     <w:r>
       <w:rPr>
         <w:rFonts w:ascii="Arial" w:eastAsiaTheme="majorEastAsia" w:hAnsi="Arial" w:cs="Arial"/>
-        <w:b/>
-        <w:bCs/>
         <w:sz w:val="36"/>
         <w:szCs w:val="36"/>
         <w:lang w:val="en-ID"/>
@@ -1316,15 +1352,11 @@
       <w:outlineLvl w:val="4"/>
       <w:rPr>
         <w:rFonts w:ascii="Arial" w:eastAsiaTheme="majorEastAsia" w:hAnsi="Arial" w:cs="Arial"/>
-        <w:b/>
-        <w:bCs/>
       </w:rPr>
     </w:pPr>
     <w:r>
       <w:rPr>
         <w:rFonts w:ascii="Arial" w:eastAsiaTheme="majorEastAsia" w:hAnsi="Arial" w:cs="Arial"/>
-        <w:b/>
-        <w:bCs/>
         <w:lang w:val="en-ID"/>
       </w:rPr>
       <w:t xml:space="preserve">DIREKTORAT   JENDERAL   BINA   </w:t>
@@ -1332,8 +1364,6 @@
     <w:r>
       <w:rPr>
         <w:rFonts w:ascii="Arial" w:eastAsiaTheme="majorEastAsia" w:hAnsi="Arial" w:cs="Arial"/>
-        <w:b/>
-        <w:bCs/>
       </w:rPr>
       <w:t>KONSTRUKSI</w:t>
     </w:r>
@@ -1483,8 +1513,18 @@
 </w:hdr>
 </file>
 
+<file path=word/header3.xml><?xml version="1.0" encoding="utf-8"?>
+<w:hdr xmlns:wpc="http://schemas.microsoft.com/office/word/2010/wordprocessingCanvas" xmlns:cx="http://schemas.microsoft.com/office/drawing/2014/chartex" xmlns:cx1="http://schemas.microsoft.com/office/drawing/2015/9/8/chartex" xmlns:cx2="http://schemas.microsoft.com/office/drawing/2015/10/21/chartex" xmlns:cx3="http://schemas.microsoft.com/office/drawing/2016/5/9/chartex" xmlns:cx4="http://schemas.microsoft.com/office/drawing/2016/5/10/chartex" xmlns:cx5="http://schemas.microsoft.com/office/drawing/2016/5/11/chartex" xmlns:cx6="http://schemas.microsoft.com/office/drawing/2016/5/12/chartex" xmlns:cx7="http://schemas.microsoft.com/office/drawing/2016/5/13/chartex" xmlns:cx8="http://schemas.microsoft.com/office/drawing/2016/5/14/chartex" xmlns:mc="http://schemas.openxmlformats.org/markup-compatibility/2006" xmlns:aink="http://schemas.microsoft.com/office/drawing/2016/ink" xmlns:am3d="http://schemas.microsoft.com/office/drawing/2017/model3d" xmlns:o="urn:schemas-microsoft-com:office:office" xmlns:oel="http://schemas.microsoft.com/office/2019/extlst" xmlns:r="http://schemas.openxmlformats.org/officeDocument/2006/relationships" xmlns:m="http://schemas.openxmlformats.org/officeDocument/2006/math" xmlns:v="urn:schemas-microsoft-com:vml" xmlns:wp14="http://schemas.microsoft.com/office/word/2010/wordprocessingDrawing" xmlns:wp="http://schemas.openxmlformats.org/drawingml/2006/wordprocessingDrawing" xmlns:w10="urn:schemas-microsoft-com:office:word" xmlns:w="http://schemas.openxmlformats.org/wordprocessingml/2006/main" xmlns:w14="http://schemas.microsoft.com/office/word/2010/wordml" xmlns:w15="http://schemas.microsoft.com/office/word/2012/wordml" xmlns:w16cex="http://schemas.microsoft.com/office/word/2018/wordml/cex" xmlns:w16cid="http://schemas.microsoft.com/office/word/2016/wordml/cid" xmlns:w16="http://schemas.microsoft.com/office/word/2018/wordml" xmlns:w16du="http://schemas.microsoft.com/office/word/2023/wordml/word16du" xmlns:w16sdtdh="http://schemas.microsoft.com/office/word/2020/wordml/sdtdatahash" xmlns:w16sdtfl="http://schemas.microsoft.com/office/word/2024/wordml/sdtformatlock" xmlns:w16se="http://schemas.microsoft.com/office/word/2015/wordml/symex" xmlns:wpg="http://schemas.microsoft.com/office/word/2010/wordprocessingGroup" xmlns:wpi="http://schemas.microsoft.com/office/word/2010/wordprocessingInk" xmlns:wne="http://schemas.microsoft.com/office/word/2006/wordml" xmlns:wps="http://schemas.microsoft.com/office/word/2010/wordprocessingShape" mc:Ignorable="w14 w15 w16se w16cid w16 w16cex w16sdtdh w16sdtfl w16du wp14">
+  <w:p>
+    <w:pPr>
+      <w:pStyle w:val="Header"/>
+    </w:pPr>
+  </w:p>
+</w:hdr>
+</file>
+
 <file path=word/numbering.xml><?xml version="1.0" encoding="utf-8"?>
-<w:numbering xmlns:wpc="http://schemas.microsoft.com/office/word/2010/wordprocessingCanvas" xmlns:cx="http://schemas.microsoft.com/office/drawing/2014/chartex" xmlns:cx1="http://schemas.microsoft.com/office/drawing/2015/9/8/chartex" xmlns:cx2="http://schemas.microsoft.com/office/drawing/2015/10/21/chartex" xmlns:cx3="http://schemas.microsoft.com/office/drawing/2016/5/9/chartex" xmlns:cx4="http://schemas.microsoft.com/office/drawing/2016/5/10/chartex" xmlns:cx5="http://schemas.microsoft.com/office/drawing/2016/5/11/chartex" xmlns:cx6="http://schemas.microsoft.com/office/drawing/2016/5/12/chartex" xmlns:cx7="http://schemas.microsoft.com/office/drawing/2016/5/13/chartex" xmlns:cx8="http://schemas.microsoft.com/office/drawing/2016/5/14/chartex" xmlns:mc="http://schemas.openxmlformats.org/markup-compatibility/2006" xmlns:aink="http://schemas.microsoft.com/office/drawing/2016/ink" xmlns:am3d="http://schemas.microsoft.com/office/drawing/2017/model3d" xmlns:o="urn:schemas-microsoft-com:office:office" xmlns:r="http://schemas.openxmlformats.org/officeDocument/2006/relationships" xmlns:m="http://schemas.openxmlformats.org/officeDocument/2006/math" xmlns:v="urn:schemas-microsoft-com:vml" xmlns:wp14="http://schemas.microsoft.com/office/word/2010/wordprocessingDrawing" xmlns:wp="http://schemas.openxmlformats.org/drawingml/2006/wordprocessingDrawing" xmlns:w10="urn:schemas-microsoft-com:office:word" xmlns:w="http://schemas.openxmlformats.org/wordprocessingml/2006/main" xmlns:w14="http://schemas.microsoft.com/office/word/2010/wordml" xmlns:w15="http://schemas.microsoft.com/office/word/2012/wordml" xmlns:w16cex="http://schemas.microsoft.com/office/word/2018/wordml/cex" xmlns:w16cid="http://schemas.microsoft.com/office/word/2016/wordml/cid" xmlns:w16="http://schemas.microsoft.com/office/word/2018/wordml" xmlns:w16sdtdh="http://schemas.microsoft.com/office/word/2020/wordml/sdtdatahash" xmlns:w16se="http://schemas.microsoft.com/office/word/2015/wordml/symex" xmlns:wpg="http://schemas.microsoft.com/office/word/2010/wordprocessingGroup" xmlns:wpi="http://schemas.microsoft.com/office/word/2010/wordprocessingInk" xmlns:wne="http://schemas.microsoft.com/office/word/2006/wordml" xmlns:wps="http://schemas.microsoft.com/office/word/2010/wordprocessingShape" mc:Ignorable="w14 w15 w16se w16cid w16 w16cex w16sdtdh wp14">
+<w:numbering xmlns:wpc="http://schemas.microsoft.com/office/word/2010/wordprocessingCanvas" xmlns:cx="http://schemas.microsoft.com/office/drawing/2014/chartex" xmlns:cx1="http://schemas.microsoft.com/office/drawing/2015/9/8/chartex" xmlns:cx2="http://schemas.microsoft.com/office/drawing/2015/10/21/chartex" xmlns:cx3="http://schemas.microsoft.com/office/drawing/2016/5/9/chartex" xmlns:cx4="http://schemas.microsoft.com/office/drawing/2016/5/10/chartex" xmlns:cx5="http://schemas.microsoft.com/office/drawing/2016/5/11/chartex" xmlns:cx6="http://schemas.microsoft.com/office/drawing/2016/5/12/chartex" xmlns:cx7="http://schemas.microsoft.com/office/drawing/2016/5/13/chartex" xmlns:cx8="http://schemas.microsoft.com/office/drawing/2016/5/14/chartex" xmlns:mc="http://schemas.openxmlformats.org/markup-compatibility/2006" xmlns:aink="http://schemas.microsoft.com/office/drawing/2016/ink" xmlns:am3d="http://schemas.microsoft.com/office/drawing/2017/model3d" xmlns:o="urn:schemas-microsoft-com:office:office" xmlns:oel="http://schemas.microsoft.com/office/2019/extlst" xmlns:r="http://schemas.openxmlformats.org/officeDocument/2006/relationships" xmlns:m="http://schemas.openxmlformats.org/officeDocument/2006/math" xmlns:v="urn:schemas-microsoft-com:vml" xmlns:wp14="http://schemas.microsoft.com/office/word/2010/wordprocessingDrawing" xmlns:wp="http://schemas.openxmlformats.org/drawingml/2006/wordprocessingDrawing" xmlns:w10="urn:schemas-microsoft-com:office:word" xmlns:w="http://schemas.openxmlformats.org/wordprocessingml/2006/main" xmlns:w14="http://schemas.microsoft.com/office/word/2010/wordml" xmlns:w15="http://schemas.microsoft.com/office/word/2012/wordml" xmlns:w16cex="http://schemas.microsoft.com/office/word/2018/wordml/cex" xmlns:w16cid="http://schemas.microsoft.com/office/word/2016/wordml/cid" xmlns:w16="http://schemas.microsoft.com/office/word/2018/wordml" xmlns:w16du="http://schemas.microsoft.com/office/word/2023/wordml/word16du" xmlns:w16sdtdh="http://schemas.microsoft.com/office/word/2020/wordml/sdtdatahash" xmlns:w16sdtfl="http://schemas.microsoft.com/office/word/2024/wordml/sdtformatlock" xmlns:w16se="http://schemas.microsoft.com/office/word/2015/wordml/symex" xmlns:wpg="http://schemas.microsoft.com/office/word/2010/wordprocessingGroup" xmlns:wpi="http://schemas.microsoft.com/office/word/2010/wordprocessingInk" xmlns:wne="http://schemas.microsoft.com/office/word/2006/wordml" xmlns:wps="http://schemas.microsoft.com/office/word/2010/wordprocessingShape" mc:Ignorable="w14 w15 w16se w16cid w16 w16cex w16sdtdh w16sdtfl w16du wp14">
   <w:abstractNum w:abstractNumId="0" w15:restartNumberingAfterBreak="0">
     <w:nsid w:val="67C967D3"/>
     <w:multiLevelType w:val="hybridMultilevel"/>
@@ -1574,14 +1614,14 @@
       </w:pPr>
     </w:lvl>
   </w:abstractNum>
-  <w:num w:numId="1">
+  <w:num w:numId="1" w16cid:durableId="724333657">
     <w:abstractNumId w:val="0"/>
   </w:num>
 </w:numbering>
 </file>
 
 <file path=word/styles.xml><?xml version="1.0" encoding="utf-8"?>
-<w:styles xmlns:mc="http://schemas.openxmlformats.org/markup-compatibility/2006" xmlns:r="http://schemas.openxmlformats.org/officeDocument/2006/relationships" xmlns:w="http://schemas.openxmlformats.org/wordprocessingml/2006/main" xmlns:w14="http://schemas.microsoft.com/office/word/2010/wordml" xmlns:w15="http://schemas.microsoft.com/office/word/2012/wordml" xmlns:w16cex="http://schemas.microsoft.com/office/word/2018/wordml/cex" xmlns:w16cid="http://schemas.microsoft.com/office/word/2016/wordml/cid" xmlns:w16="http://schemas.microsoft.com/office/word/2018/wordml" xmlns:w16sdtdh="http://schemas.microsoft.com/office/word/2020/wordml/sdtdatahash" xmlns:w16se="http://schemas.microsoft.com/office/word/2015/wordml/symex" mc:Ignorable="w14 w15 w16se w16cid w16 w16cex w16sdtdh">
+<w:styles xmlns:mc="http://schemas.openxmlformats.org/markup-compatibility/2006" xmlns:r="http://schemas.openxmlformats.org/officeDocument/2006/relationships" xmlns:w="http://schemas.openxmlformats.org/wordprocessingml/2006/main" xmlns:w14="http://schemas.microsoft.com/office/word/2010/wordml" xmlns:w15="http://schemas.microsoft.com/office/word/2012/wordml" xmlns:w16cex="http://schemas.microsoft.com/office/word/2018/wordml/cex" xmlns:w16cid="http://schemas.microsoft.com/office/word/2016/wordml/cid" xmlns:w16="http://schemas.microsoft.com/office/word/2018/wordml" xmlns:w16du="http://schemas.microsoft.com/office/word/2023/wordml/word16du" xmlns:w16sdtdh="http://schemas.microsoft.com/office/word/2020/wordml/sdtdatahash" xmlns:w16sdtfl="http://schemas.microsoft.com/office/word/2024/wordml/sdtformatlock" xmlns:w16se="http://schemas.microsoft.com/office/word/2015/wordml/symex" mc:Ignorable="w14 w15 w16se w16cid w16 w16cex w16sdtdh w16sdtfl w16du">
   <w:docDefaults>
     <w:rPrDefault>
       <w:rPr>
